--- a/tests/fixtures/rtl-doc.docx
+++ b/tests/fixtures/rtl-doc.docx
@@ -11,8 +11,14 @@
       </w:r>
     </w:p>
     <w:p>
-      <w:r>
-        <w:t xml:space="preserve">[RTL_PLACEHOLDER]</w:t>
+      <w:pPr>
+        <w:bidi/>
+      </w:pPr>
+      <w:r>
+        <w:rPr>
+          <w:rtl/>
+        </w:rPr>
+        <w:t>مرحبا بالعالم</w:t>
       </w:r>
     </w:p>
     <w:p>
